--- a/public/template-proposta-padrao.docx
+++ b/public/template-proposta-padrao.docx
@@ -236,12 +236,16 @@
         <w:spacing w:after="100"/>
         <w:jc w:val="both"/>
         <w:rPr>
-          <w:sz w:val="22"/>
-          <w:szCs w:val="22"/>
-        </w:rPr>
-      </w:pPr>
-      <w:r>
-        <w:rPr>
+          <w:b/>
+          <w:bCs/>
+          <w:sz w:val="22"/>
+          <w:szCs w:val="22"/>
+        </w:rPr>
+      </w:pPr>
+      <w:r>
+        <w:rPr>
+          <w:b/>
+          <w:bCs/>
           <w:sz w:val="22"/>
           <w:szCs w:val="22"/>
         </w:rPr>
@@ -250,6 +254,8 @@
       <w:proofErr w:type="spellStart"/>
       <w:r>
         <w:rPr>
+          <w:b/>
+          <w:bCs/>
           <w:sz w:val="22"/>
           <w:szCs w:val="22"/>
         </w:rPr>
@@ -258,6 +264,8 @@
       <w:proofErr w:type="spellEnd"/>
       <w:r>
         <w:rPr>
+          <w:b/>
+          <w:bCs/>
           <w:sz w:val="22"/>
           <w:szCs w:val="22"/>
         </w:rPr>
@@ -272,6 +280,7 @@
           <w:sz w:val="22"/>
           <w:szCs w:val="22"/>
         </w:rPr>
+        <w:ind w:firstLine="708"/>
       </w:pPr>
       <w:r>
         <w:rPr>

--- a/public/template-proposta-padrao.docx
+++ b/public/template-proposta-padrao.docx
@@ -236,16 +236,12 @@
         <w:spacing w:after="100"/>
         <w:jc w:val="both"/>
         <w:rPr>
-          <w:b/>
-          <w:bCs/>
-          <w:sz w:val="22"/>
-          <w:szCs w:val="22"/>
-        </w:rPr>
-      </w:pPr>
-      <w:r>
-        <w:rPr>
-          <w:b/>
-          <w:bCs/>
+          <w:sz w:val="22"/>
+          <w:szCs w:val="22"/>
+        </w:rPr>
+      </w:pPr>
+      <w:r>
+        <w:rPr>
           <w:sz w:val="22"/>
           <w:szCs w:val="22"/>
         </w:rPr>
@@ -254,8 +250,6 @@
       <w:proofErr w:type="spellStart"/>
       <w:r>
         <w:rPr>
-          <w:b/>
-          <w:bCs/>
           <w:sz w:val="22"/>
           <w:szCs w:val="22"/>
         </w:rPr>
@@ -264,12 +258,20 @@
       <w:proofErr w:type="spellEnd"/>
       <w:r>
         <w:rPr>
-          <w:b/>
-          <w:bCs/>
           <w:sz w:val="22"/>
           <w:szCs w:val="22"/>
         </w:rPr>
         <w:t>}</w:t>
+      </w:r>
+    </w:p>
+    <w:p>
+      <w:pPr/>
+      <w:r>
+        <w:rPr>
+          <w:sz w:val="22"/>
+          <w:szCs w:val="22"/>
+        </w:rPr>
+        <w:t>{#paragrafos}</w:t>
       </w:r>
     </w:p>
     <w:p>
@@ -280,30 +282,22 @@
           <w:sz w:val="22"/>
           <w:szCs w:val="22"/>
         </w:rPr>
-        <w:ind w:firstLine="708"/>
-      </w:pPr>
-      <w:r>
-        <w:rPr>
-          <w:sz w:val="22"/>
-          <w:szCs w:val="22"/>
-        </w:rPr>
-        <w:t>{</w:t>
-      </w:r>
-      <w:proofErr w:type="spellStart"/>
-      <w:r>
-        <w:rPr>
-          <w:sz w:val="22"/>
-          <w:szCs w:val="22"/>
-        </w:rPr>
-        <w:t>conteudo_texto</w:t>
-      </w:r>
-      <w:proofErr w:type="spellEnd"/>
-      <w:r>
-        <w:rPr>
-          <w:sz w:val="22"/>
-          <w:szCs w:val="22"/>
-        </w:rPr>
-        <w:t>}</w:t>
+      </w:pPr>
+      <w:r>
+        <w:rPr>
+          <w:sz w:val="22"/>
+          <w:szCs w:val="22"/>
+        </w:rPr>
+        <w:t>{texto}</w:t>
+      </w:r>
+    </w:p>
+    <w:p>
+      <w:r>
+        <w:rPr>
+          <w:sz w:val="22"/>
+          <w:szCs w:val="22"/>
+        </w:rPr>
+        <w:t>{/paragrafos}</w:t>
       </w:r>
     </w:p>
     <w:p>

--- a/public/template-proposta-padrao.docx
+++ b/public/template-proposta-padrao.docx
@@ -236,12 +236,16 @@
         <w:spacing w:after="100"/>
         <w:jc w:val="both"/>
         <w:rPr>
-          <w:sz w:val="22"/>
-          <w:szCs w:val="22"/>
-        </w:rPr>
-      </w:pPr>
-      <w:r>
-        <w:rPr>
+          <w:b/>
+          <w:bCs/>
+          <w:sz w:val="22"/>
+          <w:szCs w:val="22"/>
+        </w:rPr>
+      </w:pPr>
+      <w:r>
+        <w:rPr>
+          <w:b/>
+          <w:bCs/>
           <w:sz w:val="22"/>
           <w:szCs w:val="22"/>
         </w:rPr>
@@ -250,6 +254,8 @@
       <w:proofErr w:type="spellStart"/>
       <w:r>
         <w:rPr>
+          <w:b/>
+          <w:bCs/>
           <w:sz w:val="22"/>
           <w:szCs w:val="22"/>
         </w:rPr>
@@ -258,6 +264,8 @@
       <w:proofErr w:type="spellEnd"/>
       <w:r>
         <w:rPr>
+          <w:b/>
+          <w:bCs/>
           <w:sz w:val="22"/>
           <w:szCs w:val="22"/>
         </w:rPr>
@@ -282,6 +290,7 @@
           <w:sz w:val="22"/>
           <w:szCs w:val="22"/>
         </w:rPr>
+        <w:ind w:firstLine="708"/>
       </w:pPr>
       <w:r>
         <w:rPr>

--- a/public/template-proposta-padrao.docx
+++ b/public/template-proposta-padrao.docx
@@ -236,16 +236,12 @@
         <w:spacing w:after="100"/>
         <w:jc w:val="both"/>
         <w:rPr>
-          <w:b/>
-          <w:bCs/>
-          <w:sz w:val="22"/>
-          <w:szCs w:val="22"/>
-        </w:rPr>
-      </w:pPr>
-      <w:r>
-        <w:rPr>
-          <w:b/>
-          <w:bCs/>
+          <w:sz w:val="22"/>
+          <w:szCs w:val="22"/>
+        </w:rPr>
+      </w:pPr>
+      <w:r>
+        <w:rPr>
           <w:sz w:val="22"/>
           <w:szCs w:val="22"/>
         </w:rPr>
@@ -254,8 +250,6 @@
       <w:proofErr w:type="spellStart"/>
       <w:r>
         <w:rPr>
-          <w:b/>
-          <w:bCs/>
           <w:sz w:val="22"/>
           <w:szCs w:val="22"/>
         </w:rPr>
@@ -264,22 +258,10 @@
       <w:proofErr w:type="spellEnd"/>
       <w:r>
         <w:rPr>
-          <w:b/>
-          <w:bCs/>
           <w:sz w:val="22"/>
           <w:szCs w:val="22"/>
         </w:rPr>
         <w:t>}</w:t>
-      </w:r>
-    </w:p>
-    <w:p>
-      <w:pPr/>
-      <w:r>
-        <w:rPr>
-          <w:sz w:val="22"/>
-          <w:szCs w:val="22"/>
-        </w:rPr>
-        <w:t>{#paragrafos}</w:t>
       </w:r>
     </w:p>
     <w:p>
@@ -290,23 +272,29 @@
           <w:sz w:val="22"/>
           <w:szCs w:val="22"/>
         </w:rPr>
-        <w:ind w:firstLine="708"/>
-      </w:pPr>
-      <w:r>
-        <w:rPr>
-          <w:sz w:val="22"/>
-          <w:szCs w:val="22"/>
-        </w:rPr>
-        <w:t>{texto}</w:t>
-      </w:r>
-    </w:p>
-    <w:p>
-      <w:r>
-        <w:rPr>
-          <w:sz w:val="22"/>
-          <w:szCs w:val="22"/>
-        </w:rPr>
-        <w:t>{/paragrafos}</w:t>
+      </w:pPr>
+      <w:r>
+        <w:rPr>
+          <w:sz w:val="22"/>
+          <w:szCs w:val="22"/>
+        </w:rPr>
+        <w:t>{</w:t>
+      </w:r>
+      <w:proofErr w:type="spellStart"/>
+      <w:r>
+        <w:rPr>
+          <w:sz w:val="22"/>
+          <w:szCs w:val="22"/>
+        </w:rPr>
+        <w:t>conteudo_texto</w:t>
+      </w:r>
+      <w:proofErr w:type="spellEnd"/>
+      <w:r>
+        <w:rPr>
+          <w:sz w:val="22"/>
+          <w:szCs w:val="22"/>
+        </w:rPr>
+        <w:t>}</w:t>
       </w:r>
     </w:p>
     <w:p>
